--- a/examples/test_korrigiert.docx
+++ b/examples/test_korrigiert.docx
@@ -7,7 +7,11 @@
         <w:t>Hallo Welt!</w:t>
       </w:r>
     </w:p>
-    <w:p/>
+    <w:p>
+      <w:r>
+        <w:t>Test 123</w:t>
+      </w:r>
+    </w:p>
     <w:p>
       <w:r>
         <w:t>Dies ist unser erster Test.</w:t>
@@ -19,7 +23,16 @@
         <w:t>Straße</w:t>
       </w:r>
     </w:p>
-    <w:p/>
+    <w:p>
+      <w:r>
+        <w:t>Straße</w:t>
+      </w:r>
+    </w:p>
+    <w:p>
+      <w:r>
+        <w:t>Straße</w:t>
+      </w:r>
+    </w:p>
     <w:p>
       <w:r>
         <w:t>Schäden</w:t>
